--- a/example_articles/states/New Hampshire/5.states_New Hampshire_Other_publisher.docx
+++ b/example_articles/states/New Hampshire/5.states_New Hampshire_Other_publisher.docx
@@ -27,17 +27,17 @@
     </w:p>
     <w:p>
       <w:r>
-        <w:t>Source File: Other publishers/Files (500) (26).DOCX</w:t>
+        <w:t>Source file: Other publishers/Files (500) (26).DOCX</w:t>
       </w:r>
     </w:p>
     <w:p>
       <w:r>
-        <w:t>Raw locations result: ['New Hampshire']</w:t>
+        <w:t>Raw locations result, 'locations': ['New Hampshire']</w:t>
       </w:r>
     </w:p>
     <w:p>
       <w:r>
-        <w:t>states_stand_flat (Standardized): New Hampshire</w:t>
+        <w:t>Standardized locations result, 'states_stand_flat': New Hampshire</w:t>
       </w:r>
     </w:p>
     <w:p>

--- a/example_articles/states/New Hampshire/5.states_New Hampshire_Other_publisher.docx
+++ b/example_articles/states/New Hampshire/5.states_New Hampshire_Other_publisher.docx
@@ -7,7 +7,7 @@
         <w:pStyle w:val="Heading1"/>
       </w:pPr>
       <w:r>
-        <w:t>SELLERSVILLE FESTIVAL A DAY OF FUN, FOOD, FIREWORKS FOR THE FAMILY</w:t>
+        <w:t>Bush weighs in with ad focusing on hard times</w:t>
       </w:r>
     </w:p>
     <w:p>
@@ -17,17 +17,17 @@
     </w:p>
     <w:p>
       <w:r>
-        <w:t>Date: 2000-06-22</w:t>
+        <w:t>Date: 1992-01-27</w:t>
       </w:r>
     </w:p>
     <w:p>
       <w:r>
-        <w:t>Section: NEIGHBORS; Pg. B06</w:t>
+        <w:t>Section: NEWS; Pg. 4A</w:t>
       </w:r>
     </w:p>
     <w:p>
       <w:r>
-        <w:t>Source file: Other publishers/Files (500) (26).DOCX</w:t>
+        <w:t>Source file: Other publishers/Files (500) (15).DOCX</w:t>
       </w:r>
     </w:p>
     <w:p>
@@ -49,45 +49,41 @@
     </w:p>
     <w:p>
       <w:r>
-        <w:t>Last year, the big celebration in Sellersville was for the borough's 125th anniversary. This year, the festivities will be just for fun.</w:t>
+        <w:t>President Bush's first 30-second TV ad in the 1992 Presidential campaign began airing Saturday in New Hampshire. USA TODAY will periodically assess the TV commercials of the presidential candidates.</w:t>
         <w:br/>
-        <w:t>Sellersville Days Family Fest 2000 will offer a full day of games, entertainment, crafts, food and fireworks from 10 a.m. to 10 p.m. Saturday in Lake Lenape Park.</w:t>
+        <w:t>Bush's ad begins the feature:</w:t>
         <w:br/>
-        <w:t>The Kids' Tent will be the scene of lots of children's activities. At 10 a.m. and 2 p.m., Brownstone Puppet Theatre will perform, and at noon Dave Fry will stage a family concert. Jimmy the Fool, a one-man circus, will entertain throughout the day.</w:t>
+        <w:t>TEXT: ''You can give it to me straight because we've known each other for a long time,'' Bush says. ''A lot of you are hurting. I've seen the pain in people's eyes. This state has gone through hell. It's gone through an extraordinarily difficult time. I am determined to turn this state around.''</w:t>
         <w:br/>
-        <w:t>On the main stage, Sadie Green Sales Ragtime Jugband will play at 1 p.m.; Cathy Fink and Marcy Marxer, known for teaching audiences to yodel, will appear at 3 p.m.; and Ceili Rain, a Celtic band, will perform with Jimmy Landry at 6 p.m.</w:t>
+        <w:t>IMAGES: Filmed during his first campaign visit to the recession-wracked state, Bush is shown sitting among workers, listening intently as a woman, with a heavy New England accent, tells him of people's economic suffering.</w:t>
         <w:br/>
-        <w:t>Other activities will include a petting zoo, pony rides, a moon bounce, a watermelon-eating contest, a dunking booth, and a bicycle stunt show, which will be held at 11 a.m.</w:t>
+        <w:t>Then, as he speaks in a voice-over, Bush is seen talking with another woman and a man, and listening as a woman testifies on a panel. At a tool plant, Bush watches a mechanic work. The ad ends with him walking casually with a group of men who may be factory workers. The picture changes 13 times in the 30 second ad.</w:t>
         <w:br/>
-        <w:t>The Craft Tent, with 30 vendors, will be open from 10 a.m. to 5 p.m. Food prepared by the Sellersville Fire Department will be for sale.</w:t>
+        <w:t>ANALYSIS: Unlike most of the early Democratic ads, Bush's ad doesn't outline any proposed economic remedies or any policy positions. The ad seeks to establish that:</w:t>
         <w:br/>
-        <w:t>Admission to Sellersville Days is free. The rain location is Pennridge South Middle School, East Church Street, Perkasie.</w:t>
+        <w:t>- Bush, in contrast to GOP rival Patrick Buchanan and Democratic challengers, is a known quantity, especially in New Hampshire, where he won a key primary upset in 1988.</w:t>
         <w:br/>
-        <w:t>Celtic Celebration. Bristol Borough will host its annual day of Irish and Scottish entertainment sponsored by the Celtic Heritage Foundation from 1 to 8 p.m. Sunday in Lions Park. Cletus McBride and the Caledonia Pipe Band will perform at 1 p.m. Brian McDonald will demonstrate Highland games at 3 p.m., and Scanlon &amp; O'Leary will perform from 6 to 8 p.m. Also featured will be the Ireland Dancers and a variety of foods and vendors. Admission is free. Bring a lawn chair or blanket to stake out a spot on the banks of the Delaware River. For information, call 215-788-5232.</w:t>
+        <w:t>- The president is not a globe-trotting foreign diplomat but a president concerned with domestic suffering of Americans.</w:t>
         <w:br/>
-        <w:t>Bristol Riverside Theatre. The Summer 2000 concert series begins at 8 p.m. today with a program of music by Broadway's most famous lyricists. The program will be repeated at 8 p.m. Thursday through Saturday and 3 p.m. Sunday, and at 8 p.m. June 30 and July 1 and 3 p.m. July 2. The series will continue with its second installment July 27. Admission is $25. For more information, call 215-785-0100.</w:t>
-        <w:br/>
-        <w:t>Concert in the Park. Warrington Township will begin its annual summer concert series at 7 p.m. Sunday with a performance by Gypsy Balalika on the grounds of the John Barclay Elementary School, 2015 Palomino Dr., Warrington. The band will play a program of Russian music. Admission is free. Bring a lawn chair or blanket. In case of rain, the concert will be moved indoors. For information, call 215-343-9350.</w:t>
-        <w:br/>
-        <w:t>Concert at the Manor. This six-week series on the grounds of Alverthorpe Manor at the Abington Art Center, 515 Meetinghouse Rd., Jenkintown, begins at 7 p.m. today with a performance by the Settlement Music School Middle School Jazz Band. Admission is free. Bring a picnic dinner and relax on the manor grounds before the show. For more information, call 215-887-4882.</w:t>
-        <w:br/>
-        <w:t>Main Street Theatre. English newlyweds get more than they bargained for when their mail order for Scandinavian glassware nets them a stream of pornography in No Sex, Please, We're British, which opens Wednesday. The theater is at 10 S. Main St., Quakertown. The comedy runs through July 15, with show times at 8 p.m. Wednesdays through Saturdays and 2 p.m. Sundays, plus an extra matinee performance on July 13. Admission is $17, $15 for senior citizens, $13 for students and all matinees. For information, call 215-536-3545.</w:t>
-        <w:br/>
-        <w:t>Bucks County Playhouse. Me and My Girl, the musical comedy about a working-class Cockney who discovers he is heir to a fortune, is playing now through July 2 at the playhouse, 70 S. Main St., New Hope. Show times are 8 p.m. Wednesdays through Fridays, 5 and 9 p.m. Saturdays, and 2 p.m. Wednesdays, Thursdays and Sundays. Admission is $19 to $23. For information, call 215-862-2041.</w:t>
-        <w:br/>
-        <w:t>Keswick Theatre. The Summer 2000 Kids Funtime Series will begin Wednesday with a production of The Wizard of Oz. Show times are 10 a.m. and 1 p.m. Admission is $7. The series will continue through Aug. 8 with the following shows: Alice in Wonderland, July 7; Beauty and the Beast, July 19; Peter and the Wolf, July 25; "The Magic of Ron Geoffries," Aug. 1; and Snow White and the Seven Dwarfs, Aug. 8. For information, call 215-572-7650.</w:t>
-        <w:br/>
-        <w:t>Antiques appraisal. The North Penn Senior Center, 315 W. Main St., Lansdale, will host "Treasures from Grandmother's Attic" a benefit for the Center, at 6 p.m. Monday. From 7 to 8:30 p.m., appraisers from the Alderfer Auction Company will appraise up to two items per person. The cost is $5 per item. Admission is $6, which includes a hot dog, chips and a soda, $5 for Center members. For information, call 215-362-7432.</w:t>
-        <w:br/>
-        <w:t xml:space="preserve">Cynthia McGroarty's e-mail address is cmcgroarty@phillynews.com  </w:t>
-        <w:br/>
-        <w:t>Neighbors welcomes news about arts and entertainment activities in Bucks and Montgomery Counties. Please send all information, including a telephone number for verification, to Cynthia J. McGroarty, Philadelphia Inquirer Newsroom, 800 River Rd., Conshohocken, Pa. 19428. You may also call 610-313-8113 or send a fax to 610-313-8243.</w:t>
+        <w:t>- Bush is not an elitist, but someone who cares for all Americans. Visually, the ad links him to working-class men and women.</w:t>
         <w:br/>
         <w:br/>
         <w:t>Notes</w:t>
         <w:br/>
         <w:br/>
-        <w:t>Arts and Entertainment</w:t>
+        <w:t>WASHINGTON AND THE WORLD; AD WATCH</w:t>
+        <w:br/>
+        <w:br/>
+        <w:t>Graphic</w:t>
+        <w:br/>
+        <w:br/>
+        <w:t xml:space="preserve"> </w:t>
+        <w:br/>
+        <w:t>PHOTO; b/w</w:t>
+        <w:br/>
+        <w:t xml:space="preserve"> </w:t>
+        <w:br/>
+        <w:t>CUTLINE: PRESIDENT'S PITCH: 'You can give it to me straight.'</w:t>
       </w:r>
     </w:p>
     <w:sectPr>

--- a/example_articles/states/New Hampshire/5.states_New Hampshire_Other_publisher.docx
+++ b/example_articles/states/New Hampshire/5.states_New Hampshire_Other_publisher.docx
@@ -7,7 +7,9 @@
         <w:pStyle w:val="Heading1"/>
       </w:pPr>
       <w:r>
-        <w:t>Bush weighs in with ad focusing on hard times</w:t>
+        <w:t>BUCHANAN AND BUSH SQUARE OFF;</w:t>
+        <w:br/>
+        <w:t>OUTSIDER AND INSIDER GUARANTEE A LIVELY RACE</w:t>
       </w:r>
     </w:p>
     <w:p>
@@ -17,17 +19,17 @@
     </w:p>
     <w:p>
       <w:r>
-        <w:t>Date: 1992-01-27</w:t>
+        <w:t>Date: 1999-03-08</w:t>
       </w:r>
     </w:p>
     <w:p>
       <w:r>
-        <w:t>Section: NEWS; Pg. 4A</w:t>
+        <w:t>Section: EDITORIAL,; PERSPECTIVES</w:t>
       </w:r>
     </w:p>
     <w:p>
       <w:r>
-        <w:t>Source file: Other publishers/Files (500) (15).DOCX</w:t>
+        <w:t>Source file: Other publishers/Files (500) (23).DOCX</w:t>
       </w:r>
     </w:p>
     <w:p>
@@ -49,41 +51,35 @@
     </w:p>
     <w:p>
       <w:r>
-        <w:t>President Bush's first 30-second TV ad in the 1992 Presidential campaign began airing Saturday in New Hampshire. USA TODAY will periodically assess the TV commercials of the presidential candidates.</w:t>
+        <w:t>The timing could not have been more perfect if it had been planned. Entering the presidential race, from one side of the stage, Gov. George W. Bush of Texas, the embodiment of the Republican Establishment. Crashing in from the other, Patrick J. Buchanan, the scourge of the self-same Establishment.</w:t>
         <w:br/>
-        <w:t>Bush's ad begins the feature:</w:t>
+        <w:t>That Bush announced his presidential exploratory committee in Austin on the same day Buchanan was declaring his candidacy in Manchester, N.H., assured that this coming nomination struggle will be anything but dull. It is all the more wondrous because Buchanan, by running for the third straight time, has the opportunity to submit the younger Bush to the same acid-bath treatment he administered to President George Bush in 1992.</w:t>
         <w:br/>
-        <w:t>TEXT: ''You can give it to me straight because we've known each other for a long time,'' Bush says. ''A lot of you are hurting. I've seen the pain in people's eyes. This state has gone through hell. It's gone through an extraordinarily difficult time. I am determined to turn this state around.''</w:t>
+        <w:t>Buchanan didn't beat Bush in the New Hampshire primary that year - or anywhere else for that matter. But by winning 37 percent of the votes in the leadoff primary, compared to Bush's 53 percent, he exposed the incumbent's vulnerability on economic issues in a way that Bill Clinton and Ross Perot were both able to exploit in November.</w:t>
         <w:br/>
-        <w:t>IMAGES: Filmed during his first campaign visit to the recession-wracked state, Bush is shown sitting among workers, listening intently as a woman, with a heavy New England accent, tells him of people's economic suffering.</w:t>
+        <w:t>The key for Buchanan in his first race was combining the votes of two disparate groups of discontents: social-issue activists, especially anti-abortion folks, and working-class voters battered by the severe recession then plaguing New England.</w:t>
         <w:br/>
-        <w:t>Then, as he speaks in a voice-over, Bush is seen talking with another woman and a man, and listening as a woman testifies on a panel. At a tool plant, Bush watches a mechanic work. The ad ends with him walking casually with a group of men who may be factory workers. The picture changes 13 times in the 30 second ad.</w:t>
+        <w:t>Gov. Bush was an unhappy spectator in 1992, when he was riding herd on his father's campaign as an untitled adviser. Next to Perot, Buchanan may be No. 1 on his personal list of "people we don't invite to dinner."</w:t>
         <w:br/>
-        <w:t>ANALYSIS: Unlike most of the early Democratic ads, Bush's ad doesn't outline any proposed economic remedies or any policy positions. The ad seeks to establish that:</w:t>
+        <w:t>But ostracism does not faze Buchanan. He was back in 1996, in far better economic times, with a message broadened to include bashing imports, immigrants and foreign military commitments. He summed it up in the historically freighted words "America First." This time, he won New Hampshire, exposing Bob Dole as the fragile candidate he proved to be against Clinton.</w:t>
         <w:br/>
-        <w:t>- Bush, in contrast to GOP rival Patrick Buchanan and Democratic challengers, is a known quantity, especially in New Hampshire, where he won a key primary upset in 1988.</w:t>
+        <w:t>They are an interesting contrast, Bush and Buchanan. Both grew up in privileged circumstances, private schools and all the rest; both had rebellious youths; and both have made lots of money on their own. They have been saved from snobbism by their political experiences.</w:t>
         <w:br/>
-        <w:t>- The president is not a globe-trotting foreign diplomat but a president concerned with domestic suffering of Americans.</w:t>
+        <w:t>Buchanan was genuinely affected by the stories he heard in 1992 from New Hampshire families struggling with the threat and reality of layoffs and worried about keeping their homes and health care during the last recession. The ever-stronger populist strain in his rhetoric goes back to those conversations.</w:t>
         <w:br/>
-        <w:t>- Bush is not an elitist, but someone who cares for all Americans. Visually, the ad links him to working-class men and women.</w:t>
+        <w:t>Bush, as a Texas candidate, has spent more time in the Mexican-American and African-American communities than ever before in his life and has absorbed the intensity of the struggle of those families to make better futures for their children. The genuine passion he and his wife, Laura, express about education as the "way up" for those youngsters comes out of those experiences.</w:t>
         <w:br/>
+        <w:t>The prospective rivals have very different policy views. Buchanan would build a fence along the border with Mexico; Bush embraces ever-closer ties with the nation to our south. Bush favors open trade; Buchanan is proudly protectionist. Buchanan is a litmus-test Republican when it comes to abortion. Bush is pro-life, but clearly of the "big tent" school which wants to welcome pro-choice Republicans.</w:t>
         <w:br/>
-        <w:t>Notes</w:t>
+        <w:t>Bush has been embraced by many of the big names in the GOP, notably his fellow-governors. Buchanan is anathema to them; they rallied behind the politically wounded Dole in 1996, in large part because they thought Buchanan spelled disaster for the party.</w:t>
         <w:br/>
+        <w:t>The Bush-Buchanan dichotomy is so perfect, in fact, that it poses a serious problem for the other eight to 10 people who will make up the likely Republican field. Some, like Steve Forbes, can finance their own campaign. Others, like Lamar Alexander and perhaps Dan Quayle, have already established networks of supporters. Elizabeth Dole likely has the potential to mobilize many women.</w:t>
         <w:br/>
-        <w:t>WASHINGTON AND THE WORLD; AD WATCH</w:t>
+        <w:t>But even if there were enough money and workers for all of them - and for such other candidates as Sens. John McCain and Bob Smith, Rep. John Kasich and conservative activists Gary Bauer and Alan Keyes - there is a finite amount of press and TV coverage available.</w:t>
         <w:br/>
+        <w:t>The potential of a second Bush-Buchanan brawl would be so tempting that the other campaigns would have to be inventive to lure reporters and cameras.</w:t>
         <w:br/>
-        <w:t>Graphic</w:t>
-        <w:br/>
-        <w:br/>
-        <w:t xml:space="preserve"> </w:t>
-        <w:br/>
-        <w:t>PHOTO; b/w</w:t>
-        <w:br/>
-        <w:t xml:space="preserve"> </w:t>
-        <w:br/>
-        <w:t>CUTLINE: PRESIDENT'S PITCH: 'You can give it to me straight.'</w:t>
+        <w:t>David S. Broder is a syndicated columnist for The Washington Post.</w:t>
       </w:r>
     </w:p>
     <w:sectPr>
